--- a/docs/MÔ TẢ SEQUENCE DIAGRAM CỦA HỆ THỐNG GAME.docx
+++ b/docs/MÔ TẢ SEQUENCE DIAGRAM CỦA HỆ THỐNG GAME.docx
@@ -841,7 +841,7 @@
       <w:pPr>
         <w:numPr>
           <w:ilvl w:val="0"/>
-          <w:numId w:val="6"/>
+          <w:numId w:val="23"/>
         </w:numPr>
         <w:spacing w:before="100" w:beforeAutospacing="1" w:after="100" w:afterAutospacing="1" w:line="240" w:lineRule="auto"/>
         <w:rPr>
@@ -861,7 +861,7 @@
       <w:pPr>
         <w:numPr>
           <w:ilvl w:val="0"/>
-          <w:numId w:val="6"/>
+          <w:numId w:val="23"/>
         </w:numPr>
         <w:spacing w:before="100" w:beforeAutospacing="1" w:after="100" w:afterAutospacing="1" w:line="240" w:lineRule="auto"/>
         <w:rPr>
@@ -881,7 +881,7 @@
       <w:pPr>
         <w:numPr>
           <w:ilvl w:val="0"/>
-          <w:numId w:val="6"/>
+          <w:numId w:val="23"/>
         </w:numPr>
         <w:spacing w:before="100" w:beforeAutospacing="1" w:after="100" w:afterAutospacing="1" w:line="240" w:lineRule="auto"/>
         <w:rPr>
@@ -1092,103 +1092,6 @@
     </w:p>
     <w:p>
       <w:pPr>
-        <w:spacing w:before="100" w:beforeAutospacing="1" w:after="100" w:afterAutospacing="1" w:line="240" w:lineRule="auto"/>
-        <w:ind w:firstLine="0"/>
-        <w:outlineLvl w:val="2"/>
-        <w:rPr>
-          <w:rFonts w:eastAsia="Times New Roman" w:cs="Times New Roman"/>
-          <w:b/>
-          <w:bCs/>
-          <w:szCs w:val="24"/>
-        </w:rPr>
-      </w:pPr>
-      <w:r>
-        <w:rPr>
-          <w:rFonts w:eastAsia="Times New Roman" w:cs="Times New Roman"/>
-          <w:b/>
-          <w:bCs/>
-          <w:szCs w:val="24"/>
-        </w:rPr>
-        <w:t>Ý nghĩa thiết kế</w:t>
-      </w:r>
-    </w:p>
-    <w:p>
-      <w:pPr>
-        <w:numPr>
-          <w:ilvl w:val="0"/>
-          <w:numId w:val="8"/>
-        </w:numPr>
-        <w:spacing w:before="100" w:beforeAutospacing="1" w:after="100" w:afterAutospacing="1" w:line="240" w:lineRule="auto"/>
-        <w:rPr>
-          <w:rFonts w:eastAsia="Times New Roman" w:cs="Times New Roman"/>
-          <w:szCs w:val="24"/>
-        </w:rPr>
-      </w:pPr>
-      <w:r>
-        <w:rPr>
-          <w:rFonts w:eastAsia="Times New Roman" w:cs="Times New Roman"/>
-          <w:szCs w:val="24"/>
-        </w:rPr>
-        <w:t xml:space="preserve">Game chỉ </w:t>
-      </w:r>
-      <w:r>
-        <w:rPr>
-          <w:rFonts w:eastAsia="Times New Roman" w:cs="Times New Roman"/>
-          <w:bCs/>
-          <w:szCs w:val="24"/>
-        </w:rPr>
-        <w:t>phát hiện trạng thái</w:t>
-      </w:r>
-      <w:r>
-        <w:rPr>
-          <w:rFonts w:eastAsia="Times New Roman" w:cs="Times New Roman"/>
-          <w:szCs w:val="24"/>
-        </w:rPr>
-        <w:t>, không điều khiển phần cứng</w:t>
-      </w:r>
-    </w:p>
-    <w:p>
-      <w:pPr>
-        <w:numPr>
-          <w:ilvl w:val="0"/>
-          <w:numId w:val="8"/>
-        </w:numPr>
-        <w:spacing w:before="100" w:beforeAutospacing="1" w:after="100" w:afterAutospacing="1" w:line="240" w:lineRule="auto"/>
-        <w:rPr>
-          <w:rFonts w:eastAsia="Times New Roman" w:cs="Times New Roman"/>
-          <w:szCs w:val="24"/>
-        </w:rPr>
-      </w:pPr>
-      <w:r>
-        <w:rPr>
-          <w:rFonts w:eastAsia="Times New Roman" w:cs="Times New Roman"/>
-          <w:szCs w:val="24"/>
-        </w:rPr>
-        <w:t>Trách nhiệm được phân tách rõ ràng</w:t>
-      </w:r>
-    </w:p>
-    <w:p>
-      <w:pPr>
-        <w:numPr>
-          <w:ilvl w:val="0"/>
-          <w:numId w:val="8"/>
-        </w:numPr>
-        <w:spacing w:before="100" w:beforeAutospacing="1" w:after="100" w:afterAutospacing="1" w:line="240" w:lineRule="auto"/>
-        <w:rPr>
-          <w:rFonts w:eastAsia="Times New Roman" w:cs="Times New Roman"/>
-          <w:szCs w:val="24"/>
-        </w:rPr>
-      </w:pPr>
-      <w:r>
-        <w:rPr>
-          <w:rFonts w:eastAsia="Times New Roman" w:cs="Times New Roman"/>
-          <w:szCs w:val="24"/>
-        </w:rPr>
-        <w:t>Dễ thay đổi hành vi khi Game Over mà không sửa logic game</w:t>
-      </w:r>
-    </w:p>
-    <w:p>
-      <w:pPr>
         <w:spacing w:before="0" w:after="0" w:line="240" w:lineRule="auto"/>
         <w:ind w:firstLine="0"/>
         <w:rPr>
@@ -1196,6 +1099,8 @@
           <w:szCs w:val="24"/>
         </w:rPr>
       </w:pPr>
+      <w:bookmarkStart w:id="0" w:name="_GoBack"/>
+      <w:bookmarkEnd w:id="0"/>
     </w:p>
     <w:p>
       <w:pPr>
@@ -1736,8 +1641,6 @@
       <w:pPr>
         <w:pStyle w:val="NormalWeb"/>
       </w:pPr>
-      <w:bookmarkStart w:id="0" w:name="_GoBack"/>
-      <w:bookmarkEnd w:id="0"/>
     </w:p>
     <w:sectPr>
       <w:pgSz w:w="11907" w:h="16840" w:code="9"/>
@@ -1752,6 +1655,154 @@
 <file path=word/numbering.xml><?xml version="1.0" encoding="utf-8"?>
 <w:numbering xmlns:wpc="http://schemas.microsoft.com/office/word/2010/wordprocessingCanvas" xmlns:cx="http://schemas.microsoft.com/office/drawing/2014/chartex" xmlns:mc="http://schemas.openxmlformats.org/markup-compatibility/2006" xmlns:o="urn:schemas-microsoft-com:office:office" xmlns:r="http://schemas.openxmlformats.org/officeDocument/2006/relationships" xmlns:m="http://schemas.openxmlformats.org/officeDocument/2006/math" xmlns:v="urn:schemas-microsoft-com:vml" xmlns:wp14="http://schemas.microsoft.com/office/word/2010/wordprocessingDrawing" xmlns:wp="http://schemas.openxmlformats.org/drawingml/2006/wordprocessingDrawing" xmlns:w10="urn:schemas-microsoft-com:office:word" xmlns:w="http://schemas.openxmlformats.org/wordprocessingml/2006/main" xmlns:w14="http://schemas.microsoft.com/office/word/2010/wordml" xmlns:w15="http://schemas.microsoft.com/office/word/2012/wordml" xmlns:w16se="http://schemas.microsoft.com/office/word/2015/wordml/symex" xmlns:wpg="http://schemas.microsoft.com/office/word/2010/wordprocessingGroup" xmlns:wpi="http://schemas.microsoft.com/office/word/2010/wordprocessingInk" xmlns:wne="http://schemas.microsoft.com/office/word/2006/wordml" xmlns:wps="http://schemas.microsoft.com/office/word/2010/wordprocessingShape" mc:Ignorable="w14 w15 w16se wp14">
   <w:abstractNum w:abstractNumId="0" w15:restartNumberingAfterBreak="0">
+    <w:nsid w:val="04933074"/>
+    <w:multiLevelType w:val="multilevel"/>
+    <w:tmpl w:val="2CFE6B02"/>
+    <w:lvl w:ilvl="0">
+      <w:numFmt w:val="bullet"/>
+      <w:lvlText w:val="-"/>
+      <w:lvlJc w:val="right"/>
+      <w:pPr>
+        <w:tabs>
+          <w:tab w:val="num" w:pos="720"/>
+        </w:tabs>
+        <w:ind w:left="720" w:hanging="360"/>
+      </w:pPr>
+      <w:rPr>
+        <w:rFonts w:ascii="Times New Roman" w:eastAsia="Times New Roman" w:hAnsi="Times New Roman" w:cs="Times New Roman" w:hint="default"/>
+        <w:sz w:val="20"/>
+      </w:rPr>
+    </w:lvl>
+    <w:lvl w:ilvl="1" w:tentative="1">
+      <w:start w:val="1"/>
+      <w:numFmt w:val="bullet"/>
+      <w:lvlText w:val="o"/>
+      <w:lvlJc w:val="left"/>
+      <w:pPr>
+        <w:tabs>
+          <w:tab w:val="num" w:pos="1440"/>
+        </w:tabs>
+        <w:ind w:left="1440" w:hanging="360"/>
+      </w:pPr>
+      <w:rPr>
+        <w:rFonts w:ascii="Courier New" w:hAnsi="Courier New" w:hint="default"/>
+        <w:sz w:val="20"/>
+      </w:rPr>
+    </w:lvl>
+    <w:lvl w:ilvl="2" w:tentative="1">
+      <w:start w:val="1"/>
+      <w:numFmt w:val="bullet"/>
+      <w:lvlText w:val=""/>
+      <w:lvlJc w:val="left"/>
+      <w:pPr>
+        <w:tabs>
+          <w:tab w:val="num" w:pos="2160"/>
+        </w:tabs>
+        <w:ind w:left="2160" w:hanging="360"/>
+      </w:pPr>
+      <w:rPr>
+        <w:rFonts w:ascii="Wingdings" w:hAnsi="Wingdings" w:hint="default"/>
+        <w:sz w:val="20"/>
+      </w:rPr>
+    </w:lvl>
+    <w:lvl w:ilvl="3" w:tentative="1">
+      <w:start w:val="1"/>
+      <w:numFmt w:val="bullet"/>
+      <w:lvlText w:val=""/>
+      <w:lvlJc w:val="left"/>
+      <w:pPr>
+        <w:tabs>
+          <w:tab w:val="num" w:pos="2880"/>
+        </w:tabs>
+        <w:ind w:left="2880" w:hanging="360"/>
+      </w:pPr>
+      <w:rPr>
+        <w:rFonts w:ascii="Wingdings" w:hAnsi="Wingdings" w:hint="default"/>
+        <w:sz w:val="20"/>
+      </w:rPr>
+    </w:lvl>
+    <w:lvl w:ilvl="4" w:tentative="1">
+      <w:start w:val="1"/>
+      <w:numFmt w:val="bullet"/>
+      <w:lvlText w:val=""/>
+      <w:lvlJc w:val="left"/>
+      <w:pPr>
+        <w:tabs>
+          <w:tab w:val="num" w:pos="3600"/>
+        </w:tabs>
+        <w:ind w:left="3600" w:hanging="360"/>
+      </w:pPr>
+      <w:rPr>
+        <w:rFonts w:ascii="Wingdings" w:hAnsi="Wingdings" w:hint="default"/>
+        <w:sz w:val="20"/>
+      </w:rPr>
+    </w:lvl>
+    <w:lvl w:ilvl="5" w:tentative="1">
+      <w:start w:val="1"/>
+      <w:numFmt w:val="bullet"/>
+      <w:lvlText w:val=""/>
+      <w:lvlJc w:val="left"/>
+      <w:pPr>
+        <w:tabs>
+          <w:tab w:val="num" w:pos="4320"/>
+        </w:tabs>
+        <w:ind w:left="4320" w:hanging="360"/>
+      </w:pPr>
+      <w:rPr>
+        <w:rFonts w:ascii="Wingdings" w:hAnsi="Wingdings" w:hint="default"/>
+        <w:sz w:val="20"/>
+      </w:rPr>
+    </w:lvl>
+    <w:lvl w:ilvl="6" w:tentative="1">
+      <w:start w:val="1"/>
+      <w:numFmt w:val="bullet"/>
+      <w:lvlText w:val=""/>
+      <w:lvlJc w:val="left"/>
+      <w:pPr>
+        <w:tabs>
+          <w:tab w:val="num" w:pos="5040"/>
+        </w:tabs>
+        <w:ind w:left="5040" w:hanging="360"/>
+      </w:pPr>
+      <w:rPr>
+        <w:rFonts w:ascii="Wingdings" w:hAnsi="Wingdings" w:hint="default"/>
+        <w:sz w:val="20"/>
+      </w:rPr>
+    </w:lvl>
+    <w:lvl w:ilvl="7" w:tentative="1">
+      <w:start w:val="1"/>
+      <w:numFmt w:val="bullet"/>
+      <w:lvlText w:val=""/>
+      <w:lvlJc w:val="left"/>
+      <w:pPr>
+        <w:tabs>
+          <w:tab w:val="num" w:pos="5760"/>
+        </w:tabs>
+        <w:ind w:left="5760" w:hanging="360"/>
+      </w:pPr>
+      <w:rPr>
+        <w:rFonts w:ascii="Wingdings" w:hAnsi="Wingdings" w:hint="default"/>
+        <w:sz w:val="20"/>
+      </w:rPr>
+    </w:lvl>
+    <w:lvl w:ilvl="8" w:tentative="1">
+      <w:start w:val="1"/>
+      <w:numFmt w:val="bullet"/>
+      <w:lvlText w:val=""/>
+      <w:lvlJc w:val="left"/>
+      <w:pPr>
+        <w:tabs>
+          <w:tab w:val="num" w:pos="6480"/>
+        </w:tabs>
+        <w:ind w:left="6480" w:hanging="360"/>
+      </w:pPr>
+      <w:rPr>
+        <w:rFonts w:ascii="Wingdings" w:hAnsi="Wingdings" w:hint="default"/>
+        <w:sz w:val="20"/>
+      </w:rPr>
+    </w:lvl>
+  </w:abstractNum>
+  <w:abstractNum w:abstractNumId="1" w15:restartNumberingAfterBreak="0">
     <w:nsid w:val="05D56017"/>
     <w:multiLevelType w:val="multilevel"/>
     <w:tmpl w:val="313AE042"/>
@@ -1867,7 +1918,7 @@
       </w:pPr>
     </w:lvl>
   </w:abstractNum>
-  <w:abstractNum w:abstractNumId="1" w15:restartNumberingAfterBreak="0">
+  <w:abstractNum w:abstractNumId="2" w15:restartNumberingAfterBreak="0">
     <w:nsid w:val="15871637"/>
     <w:multiLevelType w:val="hybridMultilevel"/>
     <w:tmpl w:val="F69A22E4"/>
@@ -1979,7 +2030,7 @@
       </w:rPr>
     </w:lvl>
   </w:abstractNum>
-  <w:abstractNum w:abstractNumId="2" w15:restartNumberingAfterBreak="0">
+  <w:abstractNum w:abstractNumId="3" w15:restartNumberingAfterBreak="0">
     <w:nsid w:val="1F606FD2"/>
     <w:multiLevelType w:val="multilevel"/>
     <w:tmpl w:val="1922725A"/>
@@ -2128,7 +2179,7 @@
       </w:rPr>
     </w:lvl>
   </w:abstractNum>
-  <w:abstractNum w:abstractNumId="3" w15:restartNumberingAfterBreak="0">
+  <w:abstractNum w:abstractNumId="4" w15:restartNumberingAfterBreak="0">
     <w:nsid w:val="28C82D13"/>
     <w:multiLevelType w:val="multilevel"/>
     <w:tmpl w:val="C6B6BD0C"/>
@@ -2277,7 +2328,7 @@
       </w:rPr>
     </w:lvl>
   </w:abstractNum>
-  <w:abstractNum w:abstractNumId="4" w15:restartNumberingAfterBreak="0">
+  <w:abstractNum w:abstractNumId="5" w15:restartNumberingAfterBreak="0">
     <w:nsid w:val="2908480E"/>
     <w:multiLevelType w:val="multilevel"/>
     <w:tmpl w:val="228A6DEC"/>
@@ -2426,7 +2477,7 @@
       </w:rPr>
     </w:lvl>
   </w:abstractNum>
-  <w:abstractNum w:abstractNumId="5" w15:restartNumberingAfterBreak="0">
+  <w:abstractNum w:abstractNumId="6" w15:restartNumberingAfterBreak="0">
     <w:nsid w:val="325108DA"/>
     <w:multiLevelType w:val="multilevel"/>
     <w:tmpl w:val="9E0E257A"/>
@@ -2543,7 +2594,7 @@
       </w:pPr>
     </w:lvl>
   </w:abstractNum>
-  <w:abstractNum w:abstractNumId="6" w15:restartNumberingAfterBreak="0">
+  <w:abstractNum w:abstractNumId="7" w15:restartNumberingAfterBreak="0">
     <w:nsid w:val="37DD5648"/>
     <w:multiLevelType w:val="hybridMultilevel"/>
     <w:tmpl w:val="C46C164C"/>
@@ -2655,7 +2706,7 @@
       </w:rPr>
     </w:lvl>
   </w:abstractNum>
-  <w:abstractNum w:abstractNumId="7" w15:restartNumberingAfterBreak="0">
+  <w:abstractNum w:abstractNumId="8" w15:restartNumberingAfterBreak="0">
     <w:nsid w:val="393617C3"/>
     <w:multiLevelType w:val="multilevel"/>
     <w:tmpl w:val="6D18AFDA"/>
@@ -2772,7 +2823,7 @@
       </w:pPr>
     </w:lvl>
   </w:abstractNum>
-  <w:abstractNum w:abstractNumId="8" w15:restartNumberingAfterBreak="0">
+  <w:abstractNum w:abstractNumId="9" w15:restartNumberingAfterBreak="0">
     <w:nsid w:val="3A5A488C"/>
     <w:multiLevelType w:val="multilevel"/>
     <w:tmpl w:val="C658B124"/>
@@ -2920,7 +2971,7 @@
       </w:rPr>
     </w:lvl>
   </w:abstractNum>
-  <w:abstractNum w:abstractNumId="9" w15:restartNumberingAfterBreak="0">
+  <w:abstractNum w:abstractNumId="10" w15:restartNumberingAfterBreak="0">
     <w:nsid w:val="538C6ABD"/>
     <w:multiLevelType w:val="hybridMultilevel"/>
     <w:tmpl w:val="5B460B62"/>
@@ -3032,7 +3083,7 @@
       </w:rPr>
     </w:lvl>
   </w:abstractNum>
-  <w:abstractNum w:abstractNumId="10" w15:restartNumberingAfterBreak="0">
+  <w:abstractNum w:abstractNumId="11" w15:restartNumberingAfterBreak="0">
     <w:nsid w:val="55710AD0"/>
     <w:multiLevelType w:val="multilevel"/>
     <w:tmpl w:val="F5CC4892"/>
@@ -3181,7 +3232,7 @@
       </w:rPr>
     </w:lvl>
   </w:abstractNum>
-  <w:abstractNum w:abstractNumId="11" w15:restartNumberingAfterBreak="0">
+  <w:abstractNum w:abstractNumId="12" w15:restartNumberingAfterBreak="0">
     <w:nsid w:val="5BFC21E0"/>
     <w:multiLevelType w:val="multilevel"/>
     <w:tmpl w:val="A38A4F34"/>
@@ -3330,7 +3381,7 @@
       </w:rPr>
     </w:lvl>
   </w:abstractNum>
-  <w:abstractNum w:abstractNumId="12" w15:restartNumberingAfterBreak="0">
+  <w:abstractNum w:abstractNumId="13" w15:restartNumberingAfterBreak="0">
     <w:nsid w:val="5CB30629"/>
     <w:multiLevelType w:val="multilevel"/>
     <w:tmpl w:val="01DC8D0E"/>
@@ -3479,7 +3530,7 @@
       </w:rPr>
     </w:lvl>
   </w:abstractNum>
-  <w:abstractNum w:abstractNumId="13" w15:restartNumberingAfterBreak="0">
+  <w:abstractNum w:abstractNumId="14" w15:restartNumberingAfterBreak="0">
     <w:nsid w:val="600275E1"/>
     <w:multiLevelType w:val="hybridMultilevel"/>
     <w:tmpl w:val="FED263E6"/>
@@ -3591,7 +3642,7 @@
       </w:rPr>
     </w:lvl>
   </w:abstractNum>
-  <w:abstractNum w:abstractNumId="14" w15:restartNumberingAfterBreak="0">
+  <w:abstractNum w:abstractNumId="15" w15:restartNumberingAfterBreak="0">
     <w:nsid w:val="63737800"/>
     <w:multiLevelType w:val="hybridMultilevel"/>
     <w:tmpl w:val="D884E4CA"/>
@@ -3703,7 +3754,7 @@
       </w:rPr>
     </w:lvl>
   </w:abstractNum>
-  <w:abstractNum w:abstractNumId="15" w15:restartNumberingAfterBreak="0">
+  <w:abstractNum w:abstractNumId="16" w15:restartNumberingAfterBreak="0">
     <w:nsid w:val="67100B0E"/>
     <w:multiLevelType w:val="multilevel"/>
     <w:tmpl w:val="9CF853E8"/>
@@ -3852,7 +3903,7 @@
       </w:rPr>
     </w:lvl>
   </w:abstractNum>
-  <w:abstractNum w:abstractNumId="16" w15:restartNumberingAfterBreak="0">
+  <w:abstractNum w:abstractNumId="17" w15:restartNumberingAfterBreak="0">
     <w:nsid w:val="671A0E3A"/>
     <w:multiLevelType w:val="multilevel"/>
     <w:tmpl w:val="E5E03E0C"/>
@@ -3969,7 +4020,7 @@
       </w:pPr>
     </w:lvl>
   </w:abstractNum>
-  <w:abstractNum w:abstractNumId="17" w15:restartNumberingAfterBreak="0">
+  <w:abstractNum w:abstractNumId="18" w15:restartNumberingAfterBreak="0">
     <w:nsid w:val="67F614D9"/>
     <w:multiLevelType w:val="multilevel"/>
     <w:tmpl w:val="FDE6E550"/>
@@ -4118,7 +4169,7 @@
       </w:rPr>
     </w:lvl>
   </w:abstractNum>
-  <w:abstractNum w:abstractNumId="18" w15:restartNumberingAfterBreak="0">
+  <w:abstractNum w:abstractNumId="19" w15:restartNumberingAfterBreak="0">
     <w:nsid w:val="6BB016AD"/>
     <w:multiLevelType w:val="multilevel"/>
     <w:tmpl w:val="49EC547E"/>
@@ -4267,7 +4318,7 @@
       </w:rPr>
     </w:lvl>
   </w:abstractNum>
-  <w:abstractNum w:abstractNumId="19" w15:restartNumberingAfterBreak="0">
+  <w:abstractNum w:abstractNumId="20" w15:restartNumberingAfterBreak="0">
     <w:nsid w:val="6DBA3543"/>
     <w:multiLevelType w:val="hybridMultilevel"/>
     <w:tmpl w:val="13B462E6"/>
@@ -4379,7 +4430,7 @@
       </w:rPr>
     </w:lvl>
   </w:abstractNum>
-  <w:abstractNum w:abstractNumId="20" w15:restartNumberingAfterBreak="0">
+  <w:abstractNum w:abstractNumId="21" w15:restartNumberingAfterBreak="0">
     <w:nsid w:val="75383E87"/>
     <w:multiLevelType w:val="multilevel"/>
     <w:tmpl w:val="17AEEA06"/>
@@ -4495,7 +4546,7 @@
       </w:pPr>
     </w:lvl>
   </w:abstractNum>
-  <w:abstractNum w:abstractNumId="21" w15:restartNumberingAfterBreak="0">
+  <w:abstractNum w:abstractNumId="22" w15:restartNumberingAfterBreak="0">
     <w:nsid w:val="7DAC1018"/>
     <w:multiLevelType w:val="multilevel"/>
     <w:tmpl w:val="456250B6"/>
@@ -4609,70 +4660,73 @@
     </w:lvl>
   </w:abstractNum>
   <w:num w:numId="1">
+    <w:abstractNumId w:val="12"/>
+  </w:num>
+  <w:num w:numId="2">
+    <w:abstractNumId w:val="18"/>
+  </w:num>
+  <w:num w:numId="3">
     <w:abstractNumId w:val="11"/>
   </w:num>
-  <w:num w:numId="2">
+  <w:num w:numId="4">
+    <w:abstractNumId w:val="6"/>
+  </w:num>
+  <w:num w:numId="5">
+    <w:abstractNumId w:val="3"/>
+  </w:num>
+  <w:num w:numId="6">
+    <w:abstractNumId w:val="4"/>
+  </w:num>
+  <w:num w:numId="7">
+    <w:abstractNumId w:val="22"/>
+  </w:num>
+  <w:num w:numId="8">
+    <w:abstractNumId w:val="16"/>
+  </w:num>
+  <w:num w:numId="9">
+    <w:abstractNumId w:val="8"/>
+  </w:num>
+  <w:num w:numId="10">
+    <w:abstractNumId w:val="19"/>
+  </w:num>
+  <w:num w:numId="11">
     <w:abstractNumId w:val="17"/>
   </w:num>
-  <w:num w:numId="3">
+  <w:num w:numId="12">
+    <w:abstractNumId w:val="13"/>
+  </w:num>
+  <w:num w:numId="13">
+    <w:abstractNumId w:val="2"/>
+  </w:num>
+  <w:num w:numId="14">
+    <w:abstractNumId w:val="1"/>
+  </w:num>
+  <w:num w:numId="15">
+    <w:abstractNumId w:val="21"/>
+  </w:num>
+  <w:num w:numId="16">
+    <w:abstractNumId w:val="15"/>
+  </w:num>
+  <w:num w:numId="17">
     <w:abstractNumId w:val="10"/>
   </w:num>
-  <w:num w:numId="4">
+  <w:num w:numId="18">
     <w:abstractNumId w:val="5"/>
   </w:num>
-  <w:num w:numId="5">
-    <w:abstractNumId w:val="2"/>
+  <w:num w:numId="19">
+    <w:abstractNumId w:val="9"/>
   </w:num>
-  <w:num w:numId="6">
-    <w:abstractNumId w:val="3"/>
+  <w:num w:numId="20">
+    <w:abstractNumId w:val="14"/>
   </w:num>
-  <w:num w:numId="7">
-    <w:abstractNumId w:val="21"/>
-  </w:num>
-  <w:num w:numId="8">
-    <w:abstractNumId w:val="15"/>
-  </w:num>
-  <w:num w:numId="9">
+  <w:num w:numId="21">
     <w:abstractNumId w:val="7"/>
   </w:num>
-  <w:num w:numId="10">
-    <w:abstractNumId w:val="18"/>
-  </w:num>
-  <w:num w:numId="11">
-    <w:abstractNumId w:val="16"/>
-  </w:num>
-  <w:num w:numId="12">
-    <w:abstractNumId w:val="12"/>
-  </w:num>
-  <w:num w:numId="13">
-    <w:abstractNumId w:val="1"/>
-  </w:num>
-  <w:num w:numId="14">
-    <w:abstractNumId w:val="0"/>
-  </w:num>
-  <w:num w:numId="15">
+  <w:num w:numId="22">
     <w:abstractNumId w:val="20"/>
   </w:num>
-  <w:num w:numId="16">
-    <w:abstractNumId w:val="14"/>
-  </w:num>
-  <w:num w:numId="17">
-    <w:abstractNumId w:val="9"/>
-  </w:num>
-  <w:num w:numId="18">
-    <w:abstractNumId w:val="4"/>
-  </w:num>
-  <w:num w:numId="19">
-    <w:abstractNumId w:val="8"/>
-  </w:num>
-  <w:num w:numId="20">
-    <w:abstractNumId w:val="13"/>
-  </w:num>
-  <w:num w:numId="21">
-    <w:abstractNumId w:val="6"/>
-  </w:num>
-  <w:num w:numId="22">
-    <w:abstractNumId w:val="19"/>
+  <w:num w:numId="23">
+    <w:abstractNumId w:val="0"/>
   </w:num>
 </w:numbering>
 </file>
@@ -5144,6 +5198,7 @@
   <w:style w:type="character" w:default="1" w:styleId="DefaultParagraphFont">
     <w:name w:val="Default Paragraph Font"/>
     <w:uiPriority w:val="1"/>
+    <w:semiHidden/>
     <w:unhideWhenUsed/>
   </w:style>
   <w:style w:type="table" w:default="1" w:styleId="TableNormal">
